--- a/docs/RISK_LOG.docx
+++ b/docs/RISK_LOG.docx
@@ -4,45 +4,39 @@
   <w:body>
     <w:p>
       <w:pPr>
-        <w:pStyle w:val="Title"/>
-        <w:jc w:val="center"/>
+        <w:pStyle w:val="Heading1"/>
       </w:pPr>
       <w:r>
         <w:t>EqualTales — Risk Log</w:t>
       </w:r>
     </w:p>
+    <w:p/>
     <w:p>
       <w:r>
-        <w:rPr>
-          <w:b/>
-        </w:rPr>
-        <w:t xml:space="preserve">Project: </w:t>
+        <w:t>Project: EqualTales</w:t>
       </w:r>
+    </w:p>
+    <w:p>
       <w:r>
-        <w:t>EqualTales</w:t>
+        <w:t>Team: Solo Builder</w:t>
       </w:r>
     </w:p>
     <w:p/>
     <w:p>
       <w:r>
-        <w:rPr>
-          <w:b/>
-        </w:rPr>
-        <w:t xml:space="preserve">Team: </w:t>
-      </w:r>
-      <w:r>
-        <w:t>Solo Builder</w:t>
+        <w:t>──────────────────────────────────────────────────</w:t>
       </w:r>
     </w:p>
     <w:p/>
     <w:p>
       <w:pPr>
-        <w:pStyle w:val="Heading1"/>
+        <w:pStyle w:val="Heading2"/>
       </w:pPr>
       <w:r>
         <w:t>Identified Risks &amp; Mitigations</w:t>
       </w:r>
     </w:p>
+    <w:p/>
     <w:tbl>
       <w:tblPr>
         <w:tblStyle w:val="TableGrid"/>
@@ -61,13 +55,9 @@
         <w:tc>
           <w:tcPr>
             <w:tcW w:type="dxa" w:w="1440"/>
-            <w:shd w:fill="D9EAD3"/>
           </w:tcPr>
           <w:p>
             <w:r>
-              <w:rPr>
-                <w:b/>
-              </w:rPr>
               <w:t>Area</w:t>
             </w:r>
           </w:p>
@@ -75,13 +65,9 @@
         <w:tc>
           <w:tcPr>
             <w:tcW w:type="dxa" w:w="1440"/>
-            <w:shd w:fill="D9EAD3"/>
           </w:tcPr>
           <w:p>
             <w:r>
-              <w:rPr>
-                <w:b/>
-              </w:rPr>
               <w:t>Issue Description</w:t>
             </w:r>
           </w:p>
@@ -89,13 +75,9 @@
         <w:tc>
           <w:tcPr>
             <w:tcW w:type="dxa" w:w="1440"/>
-            <w:shd w:fill="D9EAD3"/>
           </w:tcPr>
           <w:p>
             <w:r>
-              <w:rPr>
-                <w:b/>
-              </w:rPr>
               <w:t>Severity</w:t>
             </w:r>
           </w:p>
@@ -103,13 +85,9 @@
         <w:tc>
           <w:tcPr>
             <w:tcW w:type="dxa" w:w="1440"/>
-            <w:shd w:fill="D9EAD3"/>
           </w:tcPr>
           <w:p>
             <w:r>
-              <w:rPr>
-                <w:b/>
-              </w:rPr>
               <w:t>Fix Applied</w:t>
             </w:r>
           </w:p>
@@ -117,13 +95,9 @@
         <w:tc>
           <w:tcPr>
             <w:tcW w:type="dxa" w:w="1440"/>
-            <w:shd w:fill="D9EAD3"/>
           </w:tcPr>
           <w:p>
             <w:r>
-              <w:rPr>
-                <w:b/>
-              </w:rPr>
               <w:t>Evidence/Link</w:t>
             </w:r>
           </w:p>
@@ -131,13 +105,9 @@
         <w:tc>
           <w:tcPr>
             <w:tcW w:type="dxa" w:w="1440"/>
-            <w:shd w:fill="D9EAD3"/>
           </w:tcPr>
           <w:p>
             <w:r>
-              <w:rPr>
-                <w:b/>
-              </w:rPr>
               <w:t>Status</w:t>
             </w:r>
           </w:p>
@@ -150,7 +120,7 @@
           </w:tcPr>
           <w:p>
             <w:r>
-              <w:t>Security</w:t>
+              <w:t>**Security**</w:t>
             </w:r>
           </w:p>
         </w:tc>
@@ -170,7 +140,7 @@
           </w:tcPr>
           <w:p>
             <w:r>
-              <w:t>Critical</w:t>
+              <w:t>🔴 Critical</w:t>
             </w:r>
           </w:p>
         </w:tc>
@@ -180,7 +150,7 @@
           </w:tcPr>
           <w:p>
             <w:r>
-              <w:t>Moved to .env file; added .env to .gitignore; created .env.example with placeholder values</w:t>
+              <w:t>Moved to `.env` file; added `.env` to `.gitignore`; created `.env.example` with placeholder values</w:t>
             </w:r>
           </w:p>
         </w:tc>
@@ -190,7 +160,7 @@
           </w:tcPr>
           <w:p>
             <w:r>
-              <w:t>.gitignore:1, .env.example</w:t>
+              <w:t>`.gitignore:1`, `.env.example`</w:t>
             </w:r>
           </w:p>
         </w:tc>
@@ -200,7 +170,7 @@
           </w:tcPr>
           <w:p>
             <w:r>
-              <w:t>Fixed</w:t>
+              <w:t>✅ Fixed</w:t>
             </w:r>
           </w:p>
         </w:tc>
@@ -212,7 +182,7 @@
           </w:tcPr>
           <w:p>
             <w:r>
-              <w:t>Ethics</w:t>
+              <w:t>**Ethics**</w:t>
             </w:r>
           </w:p>
         </w:tc>
@@ -232,7 +202,7 @@
           </w:tcPr>
           <w:p>
             <w:r>
-              <w:t>Major</w:t>
+              <w:t>🟠 Major</w:t>
             </w:r>
           </w:p>
         </w:tc>
@@ -252,7 +222,7 @@
           </w:tcPr>
           <w:p>
             <w:r>
-              <w:t>mcp_server/server.py:352-420</w:t>
+              <w:t>`mcp_server/server.py:352-420` (verify_story tool)</w:t>
             </w:r>
           </w:p>
         </w:tc>
@@ -262,7 +232,7 @@
           </w:tcPr>
           <w:p>
             <w:r>
-              <w:t>Fixed</w:t>
+              <w:t>✅ Fixed</w:t>
             </w:r>
           </w:p>
         </w:tc>
@@ -274,7 +244,7 @@
           </w:tcPr>
           <w:p>
             <w:r>
-              <w:t>Performance</w:t>
+              <w:t>**Performance**</w:t>
             </w:r>
           </w:p>
         </w:tc>
@@ -284,7 +254,7 @@
           </w:tcPr>
           <w:p>
             <w:r>
-              <w:t>Initial sequential generation took ~150 seconds</w:t>
+              <w:t>Initial sequential generation took ~150 seconds (classify → match → generate → verify → 5 illustrations)</w:t>
             </w:r>
           </w:p>
         </w:tc>
@@ -294,7 +264,7 @@
           </w:tcPr>
           <w:p>
             <w:r>
-              <w:t>Major</w:t>
+              <w:t>🟠 Major</w:t>
             </w:r>
           </w:p>
         </w:tc>
@@ -314,7 +284,7 @@
           </w:tcPr>
           <w:p>
             <w:r>
-              <w:t>backend/app.py:180-220</w:t>
+              <w:t>`backend/app.py:180-220`</w:t>
             </w:r>
           </w:p>
         </w:tc>
@@ -324,7 +294,7 @@
           </w:tcPr>
           <w:p>
             <w:r>
-              <w:t>Fixed</w:t>
+              <w:t>✅ Fixed</w:t>
             </w:r>
           </w:p>
         </w:tc>
@@ -336,7 +306,7 @@
           </w:tcPr>
           <w:p>
             <w:r>
-              <w:t>Privacy</w:t>
+              <w:t>**Privacy**</w:t>
             </w:r>
           </w:p>
         </w:tc>
@@ -356,7 +326,7 @@
           </w:tcPr>
           <w:p>
             <w:r>
-              <w:t>Minor</w:t>
+              <w:t>🟡 Minor</w:t>
             </w:r>
           </w:p>
         </w:tc>
@@ -376,7 +346,7 @@
           </w:tcPr>
           <w:p>
             <w:r>
-              <w:t>Architecture decision</w:t>
+              <w:t>Architecture decision (no persistence layer)</w:t>
             </w:r>
           </w:p>
         </w:tc>
@@ -386,7 +356,7 @@
           </w:tcPr>
           <w:p>
             <w:r>
-              <w:t>Fixed</w:t>
+              <w:t>✅ Fixed</w:t>
             </w:r>
           </w:p>
         </w:tc>
@@ -398,7 +368,7 @@
           </w:tcPr>
           <w:p>
             <w:r>
-              <w:t>Accessibility</w:t>
+              <w:t>**Accessibility**</w:t>
             </w:r>
           </w:p>
         </w:tc>
@@ -418,7 +388,7 @@
           </w:tcPr>
           <w:p>
             <w:r>
-              <w:t>Minor</w:t>
+              <w:t>🟡 Minor</w:t>
             </w:r>
           </w:p>
         </w:tc>
@@ -428,7 +398,7 @@
           </w:tcPr>
           <w:p>
             <w:r>
-              <w:t>Added aria-label to all buttons, inputs, and navigation elements; tested with screen reader</w:t>
+              <w:t>Added `aria-label` to all buttons, inputs, and navigation elements; tested with screen reader</w:t>
             </w:r>
           </w:p>
         </w:tc>
@@ -438,7 +408,7 @@
           </w:tcPr>
           <w:p>
             <w:r>
-              <w:t>frontend/src/App.js:393-400</w:t>
+              <w:t>`frontend/src/App.js:393-400` (page dots with aria-label)</w:t>
             </w:r>
           </w:p>
         </w:tc>
@@ -448,7 +418,7 @@
           </w:tcPr>
           <w:p>
             <w:r>
-              <w:t>Fixed</w:t>
+              <w:t>✅ Fixed</w:t>
             </w:r>
           </w:p>
         </w:tc>
@@ -460,7 +430,69 @@
           </w:tcPr>
           <w:p>
             <w:r>
-              <w:t>Content Safety</w:t>
+              <w:t>**Accessibility**</w:t>
+            </w:r>
+          </w:p>
+        </w:tc>
+        <w:tc>
+          <w:tcPr>
+            <w:tcW w:type="dxa" w:w="1440"/>
+          </w:tcPr>
+          <w:p>
+            <w:r>
+              <w:t>Color contrast below WCAG AA (4.5:1 for text, 3:1 for large text)</w:t>
+            </w:r>
+          </w:p>
+        </w:tc>
+        <w:tc>
+          <w:tcPr>
+            <w:tcW w:type="dxa" w:w="1440"/>
+          </w:tcPr>
+          <w:p>
+            <w:r>
+              <w:t>🟡 Minor</w:t>
+            </w:r>
+          </w:p>
+        </w:tc>
+        <w:tc>
+          <w:tcPr>
+            <w:tcW w:type="dxa" w:w="1440"/>
+          </w:tcPr>
+          <w:p>
+            <w:r>
+              <w:t>Updated `--text-muted` from #8A7E76 (3.8:1) to #6B605A (5:1); changed primary button from coral to coral-dark (#C4594B) for 4.5:1 ratio</w:t>
+            </w:r>
+          </w:p>
+        </w:tc>
+        <w:tc>
+          <w:tcPr>
+            <w:tcW w:type="dxa" w:w="1440"/>
+          </w:tcPr>
+          <w:p>
+            <w:r>
+              <w:t>`frontend/src/App.css:12,227`</w:t>
+            </w:r>
+          </w:p>
+        </w:tc>
+        <w:tc>
+          <w:tcPr>
+            <w:tcW w:type="dxa" w:w="1440"/>
+          </w:tcPr>
+          <w:p>
+            <w:r>
+              <w:t>✅ Fixed</w:t>
+            </w:r>
+          </w:p>
+        </w:tc>
+      </w:tr>
+      <w:tr>
+        <w:tc>
+          <w:tcPr>
+            <w:tcW w:type="dxa" w:w="1440"/>
+          </w:tcPr>
+          <w:p>
+            <w:r>
+              <w:t>**Content Safety**</w:t>
             </w:r>
           </w:p>
         </w:tc>
@@ -480,7 +512,7 @@
           </w:tcPr>
           <w:p>
             <w:r>
-              <w:t>Minor</w:t>
+              <w:t>🟡 Minor</w:t>
             </w:r>
           </w:p>
         </w:tc>
@@ -500,7 +532,7 @@
           </w:tcPr>
           <w:p>
             <w:r>
-              <w:t>mcp_server/server.py:454-460</w:t>
+              <w:t>`mcp_server/server.py:454-460`</w:t>
             </w:r>
           </w:p>
         </w:tc>
@@ -510,7 +542,7 @@
           </w:tcPr>
           <w:p>
             <w:r>
-              <w:t>Fixed</w:t>
+              <w:t>✅ Fixed</w:t>
             </w:r>
           </w:p>
         </w:tc>
@@ -522,7 +554,7 @@
           </w:tcPr>
           <w:p>
             <w:r>
-              <w:t>Historical Accuracy</w:t>
+              <w:t>**Historical Accuracy**</w:t>
             </w:r>
           </w:p>
         </w:tc>
@@ -542,7 +574,7 @@
           </w:tcPr>
           <w:p>
             <w:r>
-              <w:t>Major</w:t>
+              <w:t>🟠 Major</w:t>
             </w:r>
           </w:p>
         </w:tc>
@@ -562,7 +594,7 @@
           </w:tcPr>
           <w:p>
             <w:r>
-              <w:t>data/women_knowledge_base.json</w:t>
+              <w:t>`data/women_knowledge_base.json` (curated, verified)</w:t>
             </w:r>
           </w:p>
         </w:tc>
@@ -572,7 +604,7 @@
           </w:tcPr>
           <w:p>
             <w:r>
-              <w:t>Fixed</w:t>
+              <w:t>✅ Fixed</w:t>
             </w:r>
           </w:p>
         </w:tc>
@@ -584,7 +616,7 @@
           </w:tcPr>
           <w:p>
             <w:r>
-              <w:t>Character Consistency</w:t>
+              <w:t>**Character Consistency**</w:t>
             </w:r>
           </w:p>
         </w:tc>
@@ -604,7 +636,7 @@
           </w:tcPr>
           <w:p>
             <w:r>
-              <w:t>Major</w:t>
+              <w:t>🟠 Major</w:t>
             </w:r>
           </w:p>
         </w:tc>
@@ -624,7 +656,7 @@
           </w:tcPr>
           <w:p>
             <w:r>
-              <w:t>backend/app.py:50-80</w:t>
+              <w:t>`backend/app.py:50-80` (_generate_character_appearance)</w:t>
             </w:r>
           </w:p>
         </w:tc>
@@ -634,7 +666,131 @@
           </w:tcPr>
           <w:p>
             <w:r>
-              <w:t>Fixed</w:t>
+              <w:t>✅ Fixed</w:t>
+            </w:r>
+          </w:p>
+        </w:tc>
+      </w:tr>
+      <w:tr>
+        <w:tc>
+          <w:tcPr>
+            <w:tcW w:type="dxa" w:w="1440"/>
+          </w:tcPr>
+          <w:p>
+            <w:r>
+              <w:t>**Input Validation**</w:t>
+            </w:r>
+          </w:p>
+        </w:tc>
+        <w:tc>
+          <w:tcPr>
+            <w:tcW w:type="dxa" w:w="1440"/>
+          </w:tcPr>
+          <w:p>
+            <w:r>
+              <w:t>API crashes on null/malformed inputs (null stereotype, non-integer age, array body)</w:t>
+            </w:r>
+          </w:p>
+        </w:tc>
+        <w:tc>
+          <w:tcPr>
+            <w:tcW w:type="dxa" w:w="1440"/>
+          </w:tcPr>
+          <w:p>
+            <w:r>
+              <w:t>🟠 Major</w:t>
+            </w:r>
+          </w:p>
+        </w:tc>
+        <w:tc>
+          <w:tcPr>
+            <w:tcW w:type="dxa" w:w="1440"/>
+          </w:tcPr>
+          <w:p>
+            <w:r>
+              <w:t>Added comprehensive input validation: type checking before .strip(), try/except for int conversion, dict validation for request body</w:t>
+            </w:r>
+          </w:p>
+        </w:tc>
+        <w:tc>
+          <w:tcPr>
+            <w:tcW w:type="dxa" w:w="1440"/>
+          </w:tcPr>
+          <w:p>
+            <w:r>
+              <w:t>`backend/app.py:158-175`</w:t>
+            </w:r>
+          </w:p>
+        </w:tc>
+        <w:tc>
+          <w:tcPr>
+            <w:tcW w:type="dxa" w:w="1440"/>
+          </w:tcPr>
+          <w:p>
+            <w:r>
+              <w:t>✅ Fixed</w:t>
+            </w:r>
+          </w:p>
+        </w:tc>
+      </w:tr>
+      <w:tr>
+        <w:tc>
+          <w:tcPr>
+            <w:tcW w:type="dxa" w:w="1440"/>
+          </w:tcPr>
+          <w:p>
+            <w:r>
+              <w:t>**Injection Attacks**</w:t>
+            </w:r>
+          </w:p>
+        </w:tc>
+        <w:tc>
+          <w:tcPr>
+            <w:tcW w:type="dxa" w:w="1440"/>
+          </w:tcPr>
+          <w:p>
+            <w:r>
+              <w:t>Potential XSS/SQL injection via stereotype or child name fields</w:t>
+            </w:r>
+          </w:p>
+        </w:tc>
+        <w:tc>
+          <w:tcPr>
+            <w:tcW w:type="dxa" w:w="1440"/>
+          </w:tcPr>
+          <w:p>
+            <w:r>
+              <w:t>🟡 Minor</w:t>
+            </w:r>
+          </w:p>
+        </w:tc>
+        <w:tc>
+          <w:tcPr>
+            <w:tcW w:type="dxa" w:w="1440"/>
+          </w:tcPr>
+          <w:p>
+            <w:r>
+              <w:t>No database (no SQL injection possible); React escapes output (XSS protected); added validation tests confirming safe handling</w:t>
+            </w:r>
+          </w:p>
+        </w:tc>
+        <w:tc>
+          <w:tcPr>
+            <w:tcW w:type="dxa" w:w="1440"/>
+          </w:tcPr>
+          <w:p>
+            <w:r>
+              <w:t>`backend/tests/test_app.py:598-605`</w:t>
+            </w:r>
+          </w:p>
+        </w:tc>
+        <w:tc>
+          <w:tcPr>
+            <w:tcW w:type="dxa" w:w="1440"/>
+          </w:tcPr>
+          <w:p>
+            <w:r>
+              <w:t>✅ Fixed</w:t>
             </w:r>
           </w:p>
         </w:tc>
@@ -642,123 +798,367 @@
     </w:tbl>
     <w:p/>
     <w:p>
+      <w:r>
+        <w:t>──────────────────────────────────────────────────</w:t>
+      </w:r>
+    </w:p>
+    <w:p/>
+    <w:p>
       <w:pPr>
-        <w:pStyle w:val="Heading1"/>
+        <w:pStyle w:val="Heading2"/>
       </w:pPr>
       <w:r>
         <w:t>Risk Categories Addressed</w:t>
       </w:r>
     </w:p>
+    <w:p/>
     <w:p>
       <w:pPr>
-        <w:pStyle w:val="Heading2"/>
+        <w:pStyle w:val="Heading3"/>
       </w:pPr>
       <w:r>
         <w:t>Privacy &amp; Data Protection</w:t>
       </w:r>
     </w:p>
     <w:p>
+      <w:pPr>
+        <w:pStyle w:val="ListBullet"/>
+      </w:pPr>
       <w:r>
-        <w:t>No user accounts — Can't leak what we don't store</w:t>
-      </w:r>
-    </w:p>
-    <w:p>
-      <w:r>
-        <w:t>No analytics — No tracking pixels, no third-party scripts</w:t>
-      </w:r>
-    </w:p>
-    <w:p>
-      <w:r>
-        <w:t>Session-only data — Stories exist only in browser memory</w:t>
-      </w:r>
-    </w:p>
-    <w:p>
-      <w:r>
-        <w:t>No child data persistence — Names/ages used only for generation</w:t>
+        <w:t>**No user accounts** — Can't leak what we don't store</w:t>
       </w:r>
     </w:p>
     <w:p>
       <w:pPr>
-        <w:pStyle w:val="Heading2"/>
+        <w:pStyle w:val="ListBullet"/>
+      </w:pPr>
+      <w:r>
+        <w:t>**No analytics** — No tracking pixels, no third-party scripts</w:t>
+      </w:r>
+    </w:p>
+    <w:p>
+      <w:pPr>
+        <w:pStyle w:val="ListBullet"/>
+      </w:pPr>
+      <w:r>
+        <w:t>**Session-only data** — Stories exist only in browser memory</w:t>
+      </w:r>
+    </w:p>
+    <w:p>
+      <w:pPr>
+        <w:pStyle w:val="ListBullet"/>
+      </w:pPr>
+      <w:r>
+        <w:t>**No child data persistence** — Names/ages used only for generation</w:t>
+      </w:r>
+    </w:p>
+    <w:p/>
+    <w:p>
+      <w:pPr>
+        <w:pStyle w:val="Heading3"/>
       </w:pPr>
       <w:r>
         <w:t>Ethical AI Use</w:t>
       </w:r>
     </w:p>
     <w:p>
+      <w:pPr>
+        <w:pStyle w:val="ListBullet"/>
+      </w:pPr>
       <w:r>
-        <w:t>QA verification loop — Every story checked for stereotype reinforcement</w:t>
-      </w:r>
-    </w:p>
-    <w:p>
-      <w:r>
-        <w:t>Transparency — Clear messaging that stories are AI-generated</w:t>
-      </w:r>
-    </w:p>
-    <w:p>
-      <w:r>
-        <w:t>Human oversight — Knowledge base manually curated and verified</w:t>
-      </w:r>
-    </w:p>
-    <w:p>
-      <w:r>
-        <w:t>Inclusive representation — 10 diverse character appearances, 50 women from varied backgrounds</w:t>
+        <w:t>**QA verification loop** — Every story checked for stereotype reinforcement</w:t>
       </w:r>
     </w:p>
     <w:p>
       <w:pPr>
-        <w:pStyle w:val="Heading2"/>
+        <w:pStyle w:val="ListBullet"/>
+      </w:pPr>
+      <w:r>
+        <w:t>**Transparency** — Clear messaging that stories are AI-generated</w:t>
+      </w:r>
+    </w:p>
+    <w:p>
+      <w:pPr>
+        <w:pStyle w:val="ListBullet"/>
+      </w:pPr>
+      <w:r>
+        <w:t>**Human oversight** — Knowledge base manually curated and verified</w:t>
+      </w:r>
+    </w:p>
+    <w:p>
+      <w:pPr>
+        <w:pStyle w:val="ListBullet"/>
+      </w:pPr>
+      <w:r>
+        <w:t>**Inclusive representation** — 10 diverse character appearances, 50 women from varied backgrounds</w:t>
+      </w:r>
+    </w:p>
+    <w:p/>
+    <w:p>
+      <w:pPr>
+        <w:pStyle w:val="Heading3"/>
       </w:pPr>
       <w:r>
         <w:t>Legal &amp; IP Compliance</w:t>
       </w:r>
     </w:p>
     <w:p>
+      <w:pPr>
+        <w:pStyle w:val="ListBullet"/>
+      </w:pPr>
       <w:r>
-        <w:t>All dependencies MIT/BSD/Apache licensed — See Evidence Log</w:t>
+        <w:t>**All dependencies MIT/BSD/Apache licensed** — See Evidence Log</w:t>
       </w:r>
     </w:p>
     <w:p>
+      <w:pPr>
+        <w:pStyle w:val="ListBullet"/>
+      </w:pPr>
       <w:r>
-        <w:t>Historical figures in public domain — No licensing issues</w:t>
+        <w:t>**Historical figures in public domain** — No licensing issues</w:t>
       </w:r>
     </w:p>
     <w:p>
+      <w:pPr>
+        <w:pStyle w:val="ListBullet"/>
+      </w:pPr>
       <w:r>
-        <w:t>No copyrighted content — All stories freshly generated</w:t>
+        <w:t>**No copyrighted content** — All stories freshly generated</w:t>
       </w:r>
     </w:p>
     <w:p>
+      <w:pPr>
+        <w:pStyle w:val="ListBullet"/>
+      </w:pPr>
       <w:r>
-        <w:t>API usage within terms — OpenRouter, OpenAI TOS compliance</w:t>
+        <w:t>**API usage within terms** — OpenRouter, OpenAI TOS compliance</w:t>
       </w:r>
     </w:p>
+    <w:p/>
+    <w:p>
+      <w:pPr>
+        <w:pStyle w:val="Heading3"/>
+      </w:pPr>
+      <w:r>
+        <w:t>Accessibility (WCAG AA Compliant)</w:t>
+      </w:r>
+    </w:p>
+    <w:p>
+      <w:pPr>
+        <w:pStyle w:val="ListBullet"/>
+      </w:pPr>
+      <w:r>
+        <w:t>**Keyboard navigation** — Arrow keys and spacebar for story navigation</w:t>
+      </w:r>
+    </w:p>
+    <w:p>
+      <w:pPr>
+        <w:pStyle w:val="ListBullet"/>
+      </w:pPr>
+      <w:r>
+        <w:t>**ARIA labels** — Screen reader support for all interactive elements</w:t>
+      </w:r>
+    </w:p>
+    <w:p>
+      <w:pPr>
+        <w:pStyle w:val="ListBullet"/>
+      </w:pPr>
+      <w:r>
+        <w:t>**WCAG AA contrast** — All text meets 4.5:1 ratio (muted text #6B605A = 5:1, buttons #C4594B = 4.5:1)</w:t>
+      </w:r>
+    </w:p>
+    <w:p>
+      <w:pPr>
+        <w:pStyle w:val="ListBullet"/>
+      </w:pPr>
+      <w:r>
+        <w:t>**Alt text** — All images have descriptive alt attributes</w:t>
+      </w:r>
+    </w:p>
+    <w:p>
+      <w:pPr>
+        <w:pStyle w:val="ListBullet"/>
+      </w:pPr>
+      <w:r>
+        <w:t>**Responsive design** — Mobile-friendly, tested on various screen sizes</w:t>
+      </w:r>
+    </w:p>
+    <w:p>
+      <w:pPr>
+        <w:pStyle w:val="ListBullet"/>
+      </w:pPr>
+      <w:r>
+        <w:t>**Reading level** — UI text at grade-8 level for broad accessibility</w:t>
+      </w:r>
+    </w:p>
+    <w:p>
+      <w:pPr>
+        <w:pStyle w:val="ListBullet"/>
+      </w:pPr>
+      <w:r>
+        <w:t>**Descriptive links** — All links describe their destination</w:t>
+      </w:r>
+    </w:p>
+    <w:p/>
+    <w:p>
+      <w:r>
+        <w:t>──────────────────────────────────────────────────</w:t>
+      </w:r>
+    </w:p>
+    <w:p/>
     <w:p>
       <w:pPr>
         <w:pStyle w:val="Heading2"/>
       </w:pPr>
       <w:r>
-        <w:t>Accessibility</w:t>
+        <w:t>Monitoring &amp; Ongoing Risks</w:t>
       </w:r>
     </w:p>
+    <w:p/>
+    <w:tbl>
+      <w:tblPr>
+        <w:tblStyle w:val="TableGrid"/>
+        <w:tblW w:type="auto" w:w="0"/>
+        <w:tblLook w:firstColumn="1" w:firstRow="1" w:lastColumn="0" w:lastRow="0" w:noHBand="0" w:noVBand="1" w:val="04A0"/>
+      </w:tblPr>
+      <w:tblGrid>
+        <w:gridCol w:w="2880"/>
+        <w:gridCol w:w="2880"/>
+        <w:gridCol w:w="2880"/>
+      </w:tblGrid>
+      <w:tr>
+        <w:tc>
+          <w:tcPr>
+            <w:tcW w:type="dxa" w:w="2880"/>
+          </w:tcPr>
+          <w:p>
+            <w:r>
+              <w:t>Risk</w:t>
+            </w:r>
+          </w:p>
+        </w:tc>
+        <w:tc>
+          <w:tcPr>
+            <w:tcW w:type="dxa" w:w="2880"/>
+          </w:tcPr>
+          <w:p>
+            <w:r>
+              <w:t>Mitigation</w:t>
+            </w:r>
+          </w:p>
+        </w:tc>
+        <w:tc>
+          <w:tcPr>
+            <w:tcW w:type="dxa" w:w="2880"/>
+          </w:tcPr>
+          <w:p>
+            <w:r>
+              <w:t>Monitoring</w:t>
+            </w:r>
+          </w:p>
+        </w:tc>
+      </w:tr>
+      <w:tr>
+        <w:tc>
+          <w:tcPr>
+            <w:tcW w:type="dxa" w:w="2880"/>
+          </w:tcPr>
+          <w:p>
+            <w:r>
+              <w:t>DALL-E image URL expiration (1 hour)</w:t>
+            </w:r>
+          </w:p>
+        </w:tc>
+        <w:tc>
+          <w:tcPr>
+            <w:tcW w:type="dxa" w:w="2880"/>
+          </w:tcPr>
+          <w:p>
+            <w:r>
+              <w:t>Acceptable for demo; would need image storage for production</w:t>
+            </w:r>
+          </w:p>
+        </w:tc>
+        <w:tc>
+          <w:tcPr>
+            <w:tcW w:type="dxa" w:w="2880"/>
+          </w:tcPr>
+          <w:p>
+            <w:r>
+              <w:t>Manual testing before demo</w:t>
+            </w:r>
+          </w:p>
+        </w:tc>
+      </w:tr>
+      <w:tr>
+        <w:tc>
+          <w:tcPr>
+            <w:tcW w:type="dxa" w:w="2880"/>
+          </w:tcPr>
+          <w:p>
+            <w:r>
+              <w:t>OpenRouter rate limits</w:t>
+            </w:r>
+          </w:p>
+        </w:tc>
+        <w:tc>
+          <w:tcPr>
+            <w:tcW w:type="dxa" w:w="2880"/>
+          </w:tcPr>
+          <w:p>
+            <w:r>
+              <w:t>$80 budget with usage monitoring</w:t>
+            </w:r>
+          </w:p>
+        </w:tc>
+        <w:tc>
+          <w:tcPr>
+            <w:tcW w:type="dxa" w:w="2880"/>
+          </w:tcPr>
+          <w:p>
+            <w:r>
+              <w:t>OpenRouter dashboard</w:t>
+            </w:r>
+          </w:p>
+        </w:tc>
+      </w:tr>
+      <w:tr>
+        <w:tc>
+          <w:tcPr>
+            <w:tcW w:type="dxa" w:w="2880"/>
+          </w:tcPr>
+          <w:p>
+            <w:r>
+              <w:t>Story quality variance</w:t>
+            </w:r>
+          </w:p>
+        </w:tc>
+        <w:tc>
+          <w:tcPr>
+            <w:tcW w:type="dxa" w:w="2880"/>
+          </w:tcPr>
+          <w:p>
+            <w:r>
+              <w:t>QA loop catches worst cases; manual spot-checking</w:t>
+            </w:r>
+          </w:p>
+        </w:tc>
+        <w:tc>
+          <w:tcPr>
+            <w:tcW w:type="dxa" w:w="2880"/>
+          </w:tcPr>
+          <w:p>
+            <w:r>
+              <w:t>QA scores in companion section</w:t>
+            </w:r>
+          </w:p>
+        </w:tc>
+      </w:tr>
+    </w:tbl>
+    <w:p/>
     <w:p>
       <w:r>
-        <w:t>Keyboard navigation — Arrow keys and spacebar for story navigation</w:t>
-      </w:r>
-    </w:p>
-    <w:p>
-      <w:r>
-        <w:t>ARIA labels — Screen reader support for all interactive elements</w:t>
-      </w:r>
-    </w:p>
-    <w:p>
-      <w:r>
-        <w:t>High contrast — Warm colors with sufficient contrast ratios</w:t>
-      </w:r>
-    </w:p>
-    <w:p>
-      <w:r>
-        <w:t>Responsive design — Works on mobile devices</w:t>
+        <w:t>──────────────────────────────────────────────────</w:t>
       </w:r>
     </w:p>
     <w:p/>
@@ -767,11 +1167,13 @@
         <w:t>Risk Log maintained throughout development (Feb 27 – Mar 7, 2026)</w:t>
       </w:r>
     </w:p>
+    <w:p/>
     <w:p>
       <w:r>
         <w:t>Built for #75HER Challenge | CreateHER Fest 2026</w:t>
       </w:r>
     </w:p>
+    <w:p/>
     <w:sectPr>
       <w:pgSz w:w="12240" w:h="15840"/>
       <w:pgMar w:top="1440" w:right="1800" w:bottom="1440" w:left="1800" w:header="720" w:footer="720" w:gutter="0"/>
@@ -1145,6 +1547,10 @@
     <w:name w:val="Normal"/>
     <w:qFormat/>
     <w:rsid w:val="00FC693F"/>
+    <w:rPr>
+      <w:rFonts w:ascii="Calibri" w:hAnsi="Calibri"/>
+      <w:sz w:val="22"/>
+    </w:rPr>
   </w:style>
   <w:style w:type="paragraph" w:styleId="Header">
     <w:name w:val="header"/>

--- a/docs/RISK_LOG.docx
+++ b/docs/RISK_LOG.docx
@@ -10,24 +10,47 @@
         <w:t>EqualTales — Risk Log</w:t>
       </w:r>
     </w:p>
-    <w:p/>
     <w:p>
       <w:r>
-        <w:t>Project: EqualTales</w:t>
+        <w:rPr>
+          <w:b/>
+        </w:rPr>
+        <w:t>Project:</w:t>
+      </w:r>
+      <w:r>
+        <w:t xml:space="preserve"> EqualTales</w:t>
       </w:r>
     </w:p>
     <w:p>
       <w:r>
-        <w:t>Team: Solo Builder</w:t>
+        <w:rPr>
+          <w:b/>
+        </w:rPr>
+        <w:t>Team:</w:t>
+      </w:r>
+      <w:r>
+        <w:t xml:space="preserve"> Solo Builder</w:t>
       </w:r>
     </w:p>
-    <w:p/>
     <w:p>
       <w:r>
-        <w:t>──────────────────────────────────────────────────</w:t>
+        <w:rPr>
+          <w:b/>
+        </w:rPr>
+        <w:t>Timeline:</w:t>
+      </w:r>
+      <w:r>
+        <w:t xml:space="preserve"> Feb 27 – Mar 7, 2026</w:t>
       </w:r>
     </w:p>
-    <w:p/>
+    <w:p>
+      <w:r>
+        <w:rPr>
+          <w:color w:val="C8C8C8"/>
+        </w:rPr>
+        <w:t>────────────────────────────────────────────────────────────</w:t>
+      </w:r>
+    </w:p>
     <w:p>
       <w:pPr>
         <w:pStyle w:val="Heading2"/>
@@ -36,11 +59,11 @@
         <w:t>Identified Risks &amp; Mitigations</w:t>
       </w:r>
     </w:p>
-    <w:p/>
     <w:tbl>
       <w:tblPr>
         <w:tblStyle w:val="TableGrid"/>
         <w:tblW w:type="auto" w:w="0"/>
+        <w:jc w:val="center"/>
         <w:tblLook w:firstColumn="1" w:firstRow="1" w:lastColumn="0" w:lastRow="0" w:noHBand="0" w:noVBand="1" w:val="04A0"/>
       </w:tblPr>
       <w:tblGrid>
@@ -57,7 +80,27 @@
             <w:tcW w:type="dxa" w:w="1440"/>
           </w:tcPr>
           <w:p>
+            <w:r/>
             <w:r>
+              <w:rPr>
+                <w:b/>
+                <w:sz w:val="20"/>
+              </w:rPr>
+              <w:t>#</w:t>
+            </w:r>
+          </w:p>
+        </w:tc>
+        <w:tc>
+          <w:tcPr>
+            <w:tcW w:type="dxa" w:w="1440"/>
+          </w:tcPr>
+          <w:p>
+            <w:r/>
+            <w:r>
+              <w:rPr>
+                <w:b/>
+                <w:sz w:val="20"/>
+              </w:rPr>
               <w:t>Area</w:t>
             </w:r>
           </w:p>
@@ -67,8 +110,13 @@
             <w:tcW w:type="dxa" w:w="1440"/>
           </w:tcPr>
           <w:p>
+            <w:r/>
             <w:r>
-              <w:t>Issue Description</w:t>
+              <w:rPr>
+                <w:b/>
+                <w:sz w:val="20"/>
+              </w:rPr>
+              <w:t>Risk</w:t>
             </w:r>
           </w:p>
         </w:tc>
@@ -77,7 +125,12 @@
             <w:tcW w:type="dxa" w:w="1440"/>
           </w:tcPr>
           <w:p>
+            <w:r/>
             <w:r>
+              <w:rPr>
+                <w:b/>
+                <w:sz w:val="20"/>
+              </w:rPr>
               <w:t>Severity</w:t>
             </w:r>
           </w:p>
@@ -87,8 +140,13 @@
             <w:tcW w:type="dxa" w:w="1440"/>
           </w:tcPr>
           <w:p>
+            <w:r/>
             <w:r>
-              <w:t>Fix Applied</w:t>
+              <w:rPr>
+                <w:b/>
+                <w:sz w:val="20"/>
+              </w:rPr>
+              <w:t>Mitigation</w:t>
             </w:r>
           </w:p>
         </w:tc>
@@ -97,17 +155,12 @@
             <w:tcW w:type="dxa" w:w="1440"/>
           </w:tcPr>
           <w:p>
+            <w:r/>
             <w:r>
-              <w:t>Evidence/Link</w:t>
-            </w:r>
-          </w:p>
-        </w:tc>
-        <w:tc>
-          <w:tcPr>
-            <w:tcW w:type="dxa" w:w="1440"/>
-          </w:tcPr>
-          <w:p>
-            <w:r>
+              <w:rPr>
+                <w:b/>
+                <w:sz w:val="20"/>
+              </w:rPr>
               <w:t>Status</w:t>
             </w:r>
           </w:p>
@@ -119,8 +172,12 @@
             <w:tcW w:type="dxa" w:w="1440"/>
           </w:tcPr>
           <w:p>
+            <w:r/>
             <w:r>
-              <w:t>**Security**</w:t>
+              <w:rPr>
+                <w:sz w:val="20"/>
+              </w:rPr>
+              <w:t>1</w:t>
             </w:r>
           </w:p>
         </w:tc>
@@ -129,8 +186,12 @@
             <w:tcW w:type="dxa" w:w="1440"/>
           </w:tcPr>
           <w:p>
+            <w:r/>
             <w:r>
-              <w:t>API keys (OPENROUTER_API_KEY, OPENAI_API_KEY) initially hardcoded in development</w:t>
+              <w:rPr>
+                <w:sz w:val="20"/>
+              </w:rPr>
+              <w:t>Security</w:t>
             </w:r>
           </w:p>
         </w:tc>
@@ -139,7 +200,25 @@
             <w:tcW w:type="dxa" w:w="1440"/>
           </w:tcPr>
           <w:p>
+            <w:r/>
             <w:r>
+              <w:rPr>
+                <w:sz w:val="20"/>
+              </w:rPr>
+              <w:t>API keys (OPENROUTER_API_KEY, OPENAI_API_KEY) could be exposed in source code</w:t>
+            </w:r>
+          </w:p>
+        </w:tc>
+        <w:tc>
+          <w:tcPr>
+            <w:tcW w:type="dxa" w:w="1440"/>
+          </w:tcPr>
+          <w:p>
+            <w:r/>
+            <w:r>
+              <w:rPr>
+                <w:sz w:val="20"/>
+              </w:rPr>
               <w:t>🔴 Critical</w:t>
             </w:r>
           </w:p>
@@ -149,8 +228,12 @@
             <w:tcW w:type="dxa" w:w="1440"/>
           </w:tcPr>
           <w:p>
+            <w:r/>
             <w:r>
-              <w:t>Moved to `.env` file; added `.env` to `.gitignore`; created `.env.example` with placeholder values</w:t>
+              <w:rPr>
+                <w:sz w:val="20"/>
+              </w:rPr>
+              <w:t>Moved to .env file; added .env to .gitignore; created .env.example with placeholders; Render/Vercel env vars set via dashboard</w:t>
             </w:r>
           </w:p>
         </w:tc>
@@ -159,17 +242,11 @@
             <w:tcW w:type="dxa" w:w="1440"/>
           </w:tcPr>
           <w:p>
+            <w:r/>
             <w:r>
-              <w:t>`.gitignore:1`, `.env.example`</w:t>
-            </w:r>
-          </w:p>
-        </w:tc>
-        <w:tc>
-          <w:tcPr>
-            <w:tcW w:type="dxa" w:w="1440"/>
-          </w:tcPr>
-          <w:p>
-            <w:r>
+              <w:rPr>
+                <w:sz w:val="20"/>
+              </w:rPr>
               <w:t>✅ Fixed</w:t>
             </w:r>
           </w:p>
@@ -181,8 +258,12 @@
             <w:tcW w:type="dxa" w:w="1440"/>
           </w:tcPr>
           <w:p>
+            <w:r/>
             <w:r>
-              <w:t>**Ethics**</w:t>
+              <w:rPr>
+                <w:sz w:val="20"/>
+              </w:rPr>
+              <w:t>2</w:t>
             </w:r>
           </w:p>
         </w:tc>
@@ -191,8 +272,12 @@
             <w:tcW w:type="dxa" w:w="1440"/>
           </w:tcPr>
           <w:p>
+            <w:r/>
             <w:r>
-              <w:t>AI-generated stories amplify stereotypes 55% more than human-written ones (EMNLP 2025 research)</w:t>
+              <w:rPr>
+                <w:sz w:val="20"/>
+              </w:rPr>
+              <w:t>Ethics</w:t>
             </w:r>
           </w:p>
         </w:tc>
@@ -201,7 +286,25 @@
             <w:tcW w:type="dxa" w:w="1440"/>
           </w:tcPr>
           <w:p>
+            <w:r/>
             <w:r>
+              <w:rPr>
+                <w:sz w:val="20"/>
+              </w:rPr>
+              <w:t>AI-generated stories amplify stereotypes 55% more than human-written ones (EMNLP 2025)</w:t>
+            </w:r>
+          </w:p>
+        </w:tc>
+        <w:tc>
+          <w:tcPr>
+            <w:tcW w:type="dxa" w:w="1440"/>
+          </w:tcPr>
+          <w:p>
+            <w:r/>
+            <w:r>
+              <w:rPr>
+                <w:sz w:val="20"/>
+              </w:rPr>
               <w:t>🟠 Major</w:t>
             </w:r>
           </w:p>
@@ -211,8 +314,12 @@
             <w:tcW w:type="dxa" w:w="1440"/>
           </w:tcPr>
           <w:p>
+            <w:r/>
             <w:r>
-              <w:t>Built QA verification loop using Claude Sonnet 4.5 to detect stereotype reinforcement before displaying story; stories must score 7+/10</w:t>
+              <w:rPr>
+                <w:sz w:val="20"/>
+              </w:rPr>
+              <w:t>Built verify_story MCP tool using Claude Sonnet 4.5; stories must score 7+/10; 6-point checklist for stereotype reinforcement, new stereotypes, preachy language, forced biography, unrealistic endings, gendered descriptions</w:t>
             </w:r>
           </w:p>
         </w:tc>
@@ -221,17 +328,11 @@
             <w:tcW w:type="dxa" w:w="1440"/>
           </w:tcPr>
           <w:p>
+            <w:r/>
             <w:r>
-              <w:t>`mcp_server/server.py:352-420` (verify_story tool)</w:t>
-            </w:r>
-          </w:p>
-        </w:tc>
-        <w:tc>
-          <w:tcPr>
-            <w:tcW w:type="dxa" w:w="1440"/>
-          </w:tcPr>
-          <w:p>
-            <w:r>
+              <w:rPr>
+                <w:sz w:val="20"/>
+              </w:rPr>
               <w:t>✅ Fixed</w:t>
             </w:r>
           </w:p>
@@ -243,8 +344,12 @@
             <w:tcW w:type="dxa" w:w="1440"/>
           </w:tcPr>
           <w:p>
+            <w:r/>
             <w:r>
-              <w:t>**Performance**</w:t>
+              <w:rPr>
+                <w:sz w:val="20"/>
+              </w:rPr>
+              <w:t>3</w:t>
             </w:r>
           </w:p>
         </w:tc>
@@ -253,8 +358,12 @@
             <w:tcW w:type="dxa" w:w="1440"/>
           </w:tcPr>
           <w:p>
+            <w:r/>
             <w:r>
-              <w:t>Initial sequential generation took ~150 seconds (classify → match → generate → verify → 5 illustrations)</w:t>
+              <w:rPr>
+                <w:sz w:val="20"/>
+              </w:rPr>
+              <w:t>Performance</w:t>
             </w:r>
           </w:p>
         </w:tc>
@@ -263,7 +372,25 @@
             <w:tcW w:type="dxa" w:w="1440"/>
           </w:tcPr>
           <w:p>
+            <w:r/>
             <w:r>
+              <w:rPr>
+                <w:sz w:val="20"/>
+              </w:rPr>
+              <w:t>Sequential pipeline took ~150s (classify → match → generate → verify → 5× illustrate)</w:t>
+            </w:r>
+          </w:p>
+        </w:tc>
+        <w:tc>
+          <w:tcPr>
+            <w:tcW w:type="dxa" w:w="1440"/>
+          </w:tcPr>
+          <w:p>
+            <w:r/>
+            <w:r>
+              <w:rPr>
+                <w:sz w:val="20"/>
+              </w:rPr>
               <w:t>🟠 Major</w:t>
             </w:r>
           </w:p>
@@ -273,8 +400,12 @@
             <w:tcW w:type="dxa" w:w="1440"/>
           </w:tcPr>
           <w:p>
+            <w:r/>
             <w:r>
-              <w:t>Implemented parallel execution: QA + 5 illustrations run concurrently using ThreadPoolExecutor(max_workers=6); reduced to ~75-90 seconds</w:t>
+              <w:rPr>
+                <w:sz w:val="20"/>
+              </w:rPr>
+              <w:t>Parallelized: QA + 5 illustrations run concurrently via ThreadPoolExecutor(max_workers=6); precomputed classifications for 10 example buttons (saves ~5-8s); reduced to ~60-90s total</w:t>
             </w:r>
           </w:p>
         </w:tc>
@@ -283,17 +414,11 @@
             <w:tcW w:type="dxa" w:w="1440"/>
           </w:tcPr>
           <w:p>
+            <w:r/>
             <w:r>
-              <w:t>`backend/app.py:180-220`</w:t>
-            </w:r>
-          </w:p>
-        </w:tc>
-        <w:tc>
-          <w:tcPr>
-            <w:tcW w:type="dxa" w:w="1440"/>
-          </w:tcPr>
-          <w:p>
-            <w:r>
+              <w:rPr>
+                <w:sz w:val="20"/>
+              </w:rPr>
               <w:t>✅ Fixed</w:t>
             </w:r>
           </w:p>
@@ -305,8 +430,12 @@
             <w:tcW w:type="dxa" w:w="1440"/>
           </w:tcPr>
           <w:p>
+            <w:r/>
             <w:r>
-              <w:t>**Privacy**</w:t>
+              <w:rPr>
+                <w:sz w:val="20"/>
+              </w:rPr>
+              <w:t>4</w:t>
             </w:r>
           </w:p>
         </w:tc>
@@ -315,8 +444,12 @@
             <w:tcW w:type="dxa" w:w="1440"/>
           </w:tcPr>
           <w:p>
+            <w:r/>
             <w:r>
-              <w:t>Potential for storing user data (child names, stereotypes entered)</w:t>
+              <w:rPr>
+                <w:sz w:val="20"/>
+              </w:rPr>
+              <w:t>Accuracy</w:t>
             </w:r>
           </w:p>
         </w:tc>
@@ -325,8 +458,12 @@
             <w:tcW w:type="dxa" w:w="1440"/>
           </w:tcPr>
           <w:p>
+            <w:r/>
             <w:r>
-              <w:t>🟡 Minor</w:t>
+              <w:rPr>
+                <w:sz w:val="20"/>
+              </w:rPr>
+              <w:t>AI could hallucinate facts about real historical women</w:t>
             </w:r>
           </w:p>
         </w:tc>
@@ -335,8 +472,12 @@
             <w:tcW w:type="dxa" w:w="1440"/>
           </w:tcPr>
           <w:p>
+            <w:r/>
             <w:r>
-              <w:t>Privacy by design: no database, no login, no cookies, no analytics; all data exists only in browser session</w:t>
+              <w:rPr>
+                <w:sz w:val="20"/>
+              </w:rPr>
+              <w:t>🟠 Major</w:t>
             </w:r>
           </w:p>
         </w:tc>
@@ -345,8 +486,12 @@
             <w:tcW w:type="dxa" w:w="1440"/>
           </w:tcPr>
           <w:p>
+            <w:r/>
             <w:r>
-              <w:t>Architecture decision (no persistence layer)</w:t>
+              <w:rPr>
+                <w:sz w:val="20"/>
+              </w:rPr>
+              <w:t>All 50 women in knowledge base manually verified against Wikipedia/Britannica; AI uses only KB-provided data (achievement, fairy_tale_moment, age_adaptations), not general knowledge</w:t>
             </w:r>
           </w:p>
         </w:tc>
@@ -355,7 +500,11 @@
             <w:tcW w:type="dxa" w:w="1440"/>
           </w:tcPr>
           <w:p>
+            <w:r/>
             <w:r>
+              <w:rPr>
+                <w:sz w:val="20"/>
+              </w:rPr>
               <w:t>✅ Fixed</w:t>
             </w:r>
           </w:p>
@@ -367,8 +516,12 @@
             <w:tcW w:type="dxa" w:w="1440"/>
           </w:tcPr>
           <w:p>
+            <w:r/>
             <w:r>
-              <w:t>**Accessibility**</w:t>
+              <w:rPr>
+                <w:sz w:val="20"/>
+              </w:rPr>
+              <w:t>5</w:t>
             </w:r>
           </w:p>
         </w:tc>
@@ -377,8 +530,12 @@
             <w:tcW w:type="dxa" w:w="1440"/>
           </w:tcPr>
           <w:p>
+            <w:r/>
             <w:r>
-              <w:t>Initial UI lacked ARIA labels on interactive elements</w:t>
+              <w:rPr>
+                <w:sz w:val="20"/>
+              </w:rPr>
+              <w:t>Visual</w:t>
             </w:r>
           </w:p>
         </w:tc>
@@ -387,8 +544,12 @@
             <w:tcW w:type="dxa" w:w="1440"/>
           </w:tcPr>
           <w:p>
+            <w:r/>
             <w:r>
-              <w:t>🟡 Minor</w:t>
+              <w:rPr>
+                <w:sz w:val="20"/>
+              </w:rPr>
+              <w:t>DALL-E 3 generates different-looking children across 5 pages</w:t>
             </w:r>
           </w:p>
         </w:tc>
@@ -397,8 +558,12 @@
             <w:tcW w:type="dxa" w:w="1440"/>
           </w:tcPr>
           <w:p>
+            <w:r/>
             <w:r>
-              <w:t>Added `aria-label` to all buttons, inputs, and navigation elements; tested with screen reader</w:t>
+              <w:rPr>
+                <w:sz w:val="20"/>
+              </w:rPr>
+              <w:t>🟠 Major</w:t>
             </w:r>
           </w:p>
         </w:tc>
@@ -407,8 +572,12 @@
             <w:tcW w:type="dxa" w:w="1440"/>
           </w:tcPr>
           <w:p>
+            <w:r/>
             <w:r>
-              <w:t>`frontend/src/App.js:393-400` (page dots with aria-label)</w:t>
+              <w:rPr>
+                <w:sz w:val="20"/>
+              </w:rPr>
+              <w:t>_generate_character_appearance() creates detailed description (skin, hair, clothing) injected into every illustration prompt; 10 diverse appearance templates ensure representation</w:t>
             </w:r>
           </w:p>
         </w:tc>
@@ -417,7 +586,11 @@
             <w:tcW w:type="dxa" w:w="1440"/>
           </w:tcPr>
           <w:p>
+            <w:r/>
             <w:r>
+              <w:rPr>
+                <w:sz w:val="20"/>
+              </w:rPr>
               <w:t>✅ Fixed</w:t>
             </w:r>
           </w:p>
@@ -429,8 +602,12 @@
             <w:tcW w:type="dxa" w:w="1440"/>
           </w:tcPr>
           <w:p>
+            <w:r/>
             <w:r>
-              <w:t>**Accessibility**</w:t>
+              <w:rPr>
+                <w:sz w:val="20"/>
+              </w:rPr>
+              <w:t>6</w:t>
             </w:r>
           </w:p>
         </w:tc>
@@ -439,8 +616,12 @@
             <w:tcW w:type="dxa" w:w="1440"/>
           </w:tcPr>
           <w:p>
+            <w:r/>
             <w:r>
-              <w:t>Color contrast below WCAG AA (4.5:1 for text, 3:1 for large text)</w:t>
+              <w:rPr>
+                <w:sz w:val="20"/>
+              </w:rPr>
+              <w:t>Input</w:t>
             </w:r>
           </w:p>
         </w:tc>
@@ -449,8 +630,12 @@
             <w:tcW w:type="dxa" w:w="1440"/>
           </w:tcPr>
           <w:p>
+            <w:r/>
             <w:r>
-              <w:t>🟡 Minor</w:t>
+              <w:rPr>
+                <w:sz w:val="20"/>
+              </w:rPr>
+              <w:t>API crashes on null/malformed inputs (null stereotype, non-integer age, array body)</w:t>
             </w:r>
           </w:p>
         </w:tc>
@@ -459,8 +644,12 @@
             <w:tcW w:type="dxa" w:w="1440"/>
           </w:tcPr>
           <w:p>
+            <w:r/>
             <w:r>
-              <w:t>Updated `--text-muted` from #8A7E76 (3.8:1) to #6B605A (5:1); changed primary button from coral to coral-dark (#C4594B) for 4.5:1 ratio</w:t>
+              <w:rPr>
+                <w:sz w:val="20"/>
+              </w:rPr>
+              <w:t>🟠 Major</w:t>
             </w:r>
           </w:p>
         </w:tc>
@@ -469,8 +658,12 @@
             <w:tcW w:type="dxa" w:w="1440"/>
           </w:tcPr>
           <w:p>
+            <w:r/>
             <w:r>
-              <w:t>`frontend/src/App.css:12,227`</w:t>
+              <w:rPr>
+                <w:sz w:val="20"/>
+              </w:rPr>
+              <w:t>Comprehensive validation: type checking before .strip(), try/except for int conversion, dict validation for request body, min length 3, max length 500, name truncated to 30 chars</w:t>
             </w:r>
           </w:p>
         </w:tc>
@@ -479,7 +672,11 @@
             <w:tcW w:type="dxa" w:w="1440"/>
           </w:tcPr>
           <w:p>
+            <w:r/>
             <w:r>
+              <w:rPr>
+                <w:sz w:val="20"/>
+              </w:rPr>
               <w:t>✅ Fixed</w:t>
             </w:r>
           </w:p>
@@ -491,8 +688,12 @@
             <w:tcW w:type="dxa" w:w="1440"/>
           </w:tcPr>
           <w:p>
+            <w:r/>
             <w:r>
-              <w:t>**Content Safety**</w:t>
+              <w:rPr>
+                <w:sz w:val="20"/>
+              </w:rPr>
+              <w:t>7</w:t>
             </w:r>
           </w:p>
         </w:tc>
@@ -501,8 +702,12 @@
             <w:tcW w:type="dxa" w:w="1440"/>
           </w:tcPr>
           <w:p>
+            <w:r/>
             <w:r>
-              <w:t>DALL-E could generate inappropriate illustrations for children's book</w:t>
+              <w:rPr>
+                <w:sz w:val="20"/>
+              </w:rPr>
+              <w:t>Privacy</w:t>
             </w:r>
           </w:p>
         </w:tc>
@@ -511,7 +716,25 @@
             <w:tcW w:type="dxa" w:w="1440"/>
           </w:tcPr>
           <w:p>
+            <w:r/>
             <w:r>
+              <w:rPr>
+                <w:sz w:val="20"/>
+              </w:rPr>
+              <w:t>Potential for storing/leaking user data (child names, stereotypes)</w:t>
+            </w:r>
+          </w:p>
+        </w:tc>
+        <w:tc>
+          <w:tcPr>
+            <w:tcW w:type="dxa" w:w="1440"/>
+          </w:tcPr>
+          <w:p>
+            <w:r/>
+            <w:r>
+              <w:rPr>
+                <w:sz w:val="20"/>
+              </w:rPr>
               <w:t>🟡 Minor</w:t>
             </w:r>
           </w:p>
@@ -521,8 +744,12 @@
             <w:tcW w:type="dxa" w:w="1440"/>
           </w:tcPr>
           <w:p>
+            <w:r/>
             <w:r>
-              <w:t>Prompt engineering: explicit "suitable for ages 3-10" and "children's picture book" in every illustration prompt; DALL-E 3's built-in content filtering</w:t>
+              <w:rPr>
+                <w:sz w:val="20"/>
+              </w:rPr>
+              <w:t>Privacy by design: no database, no login, no cookies, no analytics; all data exists only in browser session; nothing to breach</w:t>
             </w:r>
           </w:p>
         </w:tc>
@@ -531,17 +758,11 @@
             <w:tcW w:type="dxa" w:w="1440"/>
           </w:tcPr>
           <w:p>
+            <w:r/>
             <w:r>
-              <w:t>`mcp_server/server.py:454-460`</w:t>
-            </w:r>
-          </w:p>
-        </w:tc>
-        <w:tc>
-          <w:tcPr>
-            <w:tcW w:type="dxa" w:w="1440"/>
-          </w:tcPr>
-          <w:p>
-            <w:r>
+              <w:rPr>
+                <w:sz w:val="20"/>
+              </w:rPr>
               <w:t>✅ Fixed</w:t>
             </w:r>
           </w:p>
@@ -553,8 +774,12 @@
             <w:tcW w:type="dxa" w:w="1440"/>
           </w:tcPr>
           <w:p>
+            <w:r/>
             <w:r>
-              <w:t>**Historical Accuracy**</w:t>
+              <w:rPr>
+                <w:sz w:val="20"/>
+              </w:rPr>
+              <w:t>8</w:t>
             </w:r>
           </w:p>
         </w:tc>
@@ -563,8 +788,12 @@
             <w:tcW w:type="dxa" w:w="1440"/>
           </w:tcPr>
           <w:p>
+            <w:r/>
             <w:r>
-              <w:t>Risk of AI hallucinating facts about real women</w:t>
+              <w:rPr>
+                <w:sz w:val="20"/>
+              </w:rPr>
+              <w:t>Accessibility</w:t>
             </w:r>
           </w:p>
         </w:tc>
@@ -573,8 +802,12 @@
             <w:tcW w:type="dxa" w:w="1440"/>
           </w:tcPr>
           <w:p>
+            <w:r/>
             <w:r>
-              <w:t>🟠 Major</w:t>
+              <w:rPr>
+                <w:sz w:val="20"/>
+              </w:rPr>
+              <w:t>UI lacked ARIA labels; color contrast below WCAG AA</w:t>
             </w:r>
           </w:p>
         </w:tc>
@@ -583,8 +816,12 @@
             <w:tcW w:type="dxa" w:w="1440"/>
           </w:tcPr>
           <w:p>
+            <w:r/>
             <w:r>
-              <w:t>All 50 women in knowledge base manually verified against established historical record; AI uses only KB data, not general knowledge</w:t>
+              <w:rPr>
+                <w:sz w:val="20"/>
+              </w:rPr>
+              <w:t>🟡 Minor</w:t>
             </w:r>
           </w:p>
         </w:tc>
@@ -593,8 +830,12 @@
             <w:tcW w:type="dxa" w:w="1440"/>
           </w:tcPr>
           <w:p>
+            <w:r/>
             <w:r>
-              <w:t>`data/women_knowledge_base.json` (curated, verified)</w:t>
+              <w:rPr>
+                <w:sz w:val="20"/>
+              </w:rPr>
+              <w:t>Added aria-label to all buttons/inputs/navigation; keyboard navigation (arrow keys, spacebar); contrast updated to 4.5:1+ for all text; alt text on all images</w:t>
             </w:r>
           </w:p>
         </w:tc>
@@ -603,7 +844,11 @@
             <w:tcW w:type="dxa" w:w="1440"/>
           </w:tcPr>
           <w:p>
+            <w:r/>
             <w:r>
+              <w:rPr>
+                <w:sz w:val="20"/>
+              </w:rPr>
               <w:t>✅ Fixed</w:t>
             </w:r>
           </w:p>
@@ -615,8 +860,12 @@
             <w:tcW w:type="dxa" w:w="1440"/>
           </w:tcPr>
           <w:p>
+            <w:r/>
             <w:r>
-              <w:t>**Character Consistency**</w:t>
+              <w:rPr>
+                <w:sz w:val="20"/>
+              </w:rPr>
+              <w:t>9</w:t>
             </w:r>
           </w:p>
         </w:tc>
@@ -625,8 +874,12 @@
             <w:tcW w:type="dxa" w:w="1440"/>
           </w:tcPr>
           <w:p>
+            <w:r/>
             <w:r>
-              <w:t>DALL-E generates different-looking children across 5 pages</w:t>
+              <w:rPr>
+                <w:sz w:val="20"/>
+              </w:rPr>
+              <w:t>Content Safety</w:t>
             </w:r>
           </w:p>
         </w:tc>
@@ -635,8 +888,12 @@
             <w:tcW w:type="dxa" w:w="1440"/>
           </w:tcPr>
           <w:p>
+            <w:r/>
             <w:r>
-              <w:t>🟠 Major</w:t>
+              <w:rPr>
+                <w:sz w:val="20"/>
+              </w:rPr>
+              <w:t>DALL-E could generate inappropriate illustrations</w:t>
             </w:r>
           </w:p>
         </w:tc>
@@ -645,8 +902,12 @@
             <w:tcW w:type="dxa" w:w="1440"/>
           </w:tcPr>
           <w:p>
+            <w:r/>
             <w:r>
-              <w:t>Created detailed character description template injected into every illustration prompt; description includes specific hair, skin, clothing details</w:t>
+              <w:rPr>
+                <w:sz w:val="20"/>
+              </w:rPr>
+              <w:t>🟡 Minor</w:t>
             </w:r>
           </w:p>
         </w:tc>
@@ -655,8 +916,12 @@
             <w:tcW w:type="dxa" w:w="1440"/>
           </w:tcPr>
           <w:p>
+            <w:r/>
             <w:r>
-              <w:t>`backend/app.py:50-80` (_generate_character_appearance)</w:t>
+              <w:rPr>
+                <w:sz w:val="20"/>
+              </w:rPr>
+              <w:t>Prompt engineering: explicit "suitable for ages 3-10" and "children's picture book" constraints; DALL-E 3's built-in content filtering; standard quality (not hd) for faster, safer output</w:t>
             </w:r>
           </w:p>
         </w:tc>
@@ -665,7 +930,11 @@
             <w:tcW w:type="dxa" w:w="1440"/>
           </w:tcPr>
           <w:p>
+            <w:r/>
             <w:r>
+              <w:rPr>
+                <w:sz w:val="20"/>
+              </w:rPr>
               <w:t>✅ Fixed</w:t>
             </w:r>
           </w:p>
@@ -677,8 +946,12 @@
             <w:tcW w:type="dxa" w:w="1440"/>
           </w:tcPr>
           <w:p>
+            <w:r/>
             <w:r>
-              <w:t>**Input Validation**</w:t>
+              <w:rPr>
+                <w:sz w:val="20"/>
+              </w:rPr>
+              <w:t>10</w:t>
             </w:r>
           </w:p>
         </w:tc>
@@ -687,8 +960,12 @@
             <w:tcW w:type="dxa" w:w="1440"/>
           </w:tcPr>
           <w:p>
+            <w:r/>
             <w:r>
-              <w:t>API crashes on null/malformed inputs (null stereotype, non-integer age, array body)</w:t>
+              <w:rPr>
+                <w:sz w:val="20"/>
+              </w:rPr>
+              <w:t>Injection</w:t>
             </w:r>
           </w:p>
         </w:tc>
@@ -697,8 +974,12 @@
             <w:tcW w:type="dxa" w:w="1440"/>
           </w:tcPr>
           <w:p>
+            <w:r/>
             <w:r>
-              <w:t>🟠 Major</w:t>
+              <w:rPr>
+                <w:sz w:val="20"/>
+              </w:rPr>
+              <w:t>XSS/SQL injection via stereotype or child name fields</w:t>
             </w:r>
           </w:p>
         </w:tc>
@@ -707,8 +988,12 @@
             <w:tcW w:type="dxa" w:w="1440"/>
           </w:tcPr>
           <w:p>
+            <w:r/>
             <w:r>
-              <w:t>Added comprehensive input validation: type checking before .strip(), try/except for int conversion, dict validation for request body</w:t>
+              <w:rPr>
+                <w:sz w:val="20"/>
+              </w:rPr>
+              <w:t>🟡 Minor</w:t>
             </w:r>
           </w:p>
         </w:tc>
@@ -717,8 +1002,12 @@
             <w:tcW w:type="dxa" w:w="1440"/>
           </w:tcPr>
           <w:p>
+            <w:r/>
             <w:r>
-              <w:t>`backend/app.py:158-175`</w:t>
+              <w:rPr>
+                <w:sz w:val="20"/>
+              </w:rPr>
+              <w:t>No database (no SQL injection possible); React auto-escapes output (XSS protected); input length limits enforced server-side</w:t>
             </w:r>
           </w:p>
         </w:tc>
@@ -727,7 +1016,11 @@
             <w:tcW w:type="dxa" w:w="1440"/>
           </w:tcPr>
           <w:p>
+            <w:r/>
             <w:r>
+              <w:rPr>
+                <w:sz w:val="20"/>
+              </w:rPr>
               <w:t>✅ Fixed</w:t>
             </w:r>
           </w:p>
@@ -739,8 +1032,12 @@
             <w:tcW w:type="dxa" w:w="1440"/>
           </w:tcPr>
           <w:p>
+            <w:r/>
             <w:r>
-              <w:t>**Injection Attacks**</w:t>
+              <w:rPr>
+                <w:sz w:val="20"/>
+              </w:rPr>
+              <w:t>11</w:t>
             </w:r>
           </w:p>
         </w:tc>
@@ -749,8 +1046,12 @@
             <w:tcW w:type="dxa" w:w="1440"/>
           </w:tcPr>
           <w:p>
+            <w:r/>
             <w:r>
-              <w:t>Potential XSS/SQL injection via stereotype or child name fields</w:t>
+              <w:rPr>
+                <w:sz w:val="20"/>
+              </w:rPr>
+              <w:t>Availability</w:t>
             </w:r>
           </w:p>
         </w:tc>
@@ -759,7 +1060,25 @@
             <w:tcW w:type="dxa" w:w="1440"/>
           </w:tcPr>
           <w:p>
+            <w:r/>
             <w:r>
+              <w:rPr>
+                <w:sz w:val="20"/>
+              </w:rPr>
+              <w:t>DALL-E image URLs expire after ~1 hour</w:t>
+            </w:r>
+          </w:p>
+        </w:tc>
+        <w:tc>
+          <w:tcPr>
+            <w:tcW w:type="dxa" w:w="1440"/>
+          </w:tcPr>
+          <w:p>
+            <w:r/>
+            <w:r>
+              <w:rPr>
+                <w:sz w:val="20"/>
+              </w:rPr>
               <w:t>🟡 Minor</w:t>
             </w:r>
           </w:p>
@@ -769,8 +1088,12 @@
             <w:tcW w:type="dxa" w:w="1440"/>
           </w:tcPr>
           <w:p>
+            <w:r/>
             <w:r>
-              <w:t>No database (no SQL injection possible); React escapes output (XSS protected); added validation tests confirming safe handling</w:t>
+              <w:rPr>
+                <w:sz w:val="20"/>
+              </w:rPr>
+              <w:t>Acceptable for demo scope; would need S3/Cloudinary for production; fallback story with local images saved in data/fallback/</w:t>
             </w:r>
           </w:p>
         </w:tc>
@@ -779,8 +1102,28 @@
             <w:tcW w:type="dxa" w:w="1440"/>
           </w:tcPr>
           <w:p>
+            <w:r/>
             <w:r>
-              <w:t>`backend/tests/test_app.py:598-605`</w:t>
+              <w:rPr>
+                <w:sz w:val="20"/>
+              </w:rPr>
+              <w:t>Documented</w:t>
+            </w:r>
+          </w:p>
+        </w:tc>
+      </w:tr>
+      <w:tr>
+        <w:tc>
+          <w:tcPr>
+            <w:tcW w:type="dxa" w:w="1440"/>
+          </w:tcPr>
+          <w:p>
+            <w:r/>
+            <w:r>
+              <w:rPr>
+                <w:sz w:val="20"/>
+              </w:rPr>
+              <w:t>12</w:t>
             </w:r>
           </w:p>
         </w:tc>
@@ -789,8 +1132,154 @@
             <w:tcW w:type="dxa" w:w="1440"/>
           </w:tcPr>
           <w:p>
+            <w:r/>
             <w:r>
-              <w:t>✅ Fixed</w:t>
+              <w:rPr>
+                <w:sz w:val="20"/>
+              </w:rPr>
+              <w:t>Availability</w:t>
+            </w:r>
+          </w:p>
+        </w:tc>
+        <w:tc>
+          <w:tcPr>
+            <w:tcW w:type="dxa" w:w="1440"/>
+          </w:tcPr>
+          <w:p>
+            <w:r/>
+            <w:r>
+              <w:rPr>
+                <w:sz w:val="20"/>
+              </w:rPr>
+              <w:t>Render free tier cold-starts (~30s first request)</w:t>
+            </w:r>
+          </w:p>
+        </w:tc>
+        <w:tc>
+          <w:tcPr>
+            <w:tcW w:type="dxa" w:w="1440"/>
+          </w:tcPr>
+          <w:p>
+            <w:r/>
+            <w:r>
+              <w:rPr>
+                <w:sz w:val="20"/>
+              </w:rPr>
+              <w:t>🟡 Minor</w:t>
+            </w:r>
+          </w:p>
+        </w:tc>
+        <w:tc>
+          <w:tcPr>
+            <w:tcW w:type="dxa" w:w="1440"/>
+          </w:tcPr>
+          <w:p>
+            <w:r/>
+            <w:r>
+              <w:rPr>
+                <w:sz w:val="20"/>
+              </w:rPr>
+              <w:t>Health check endpoint keeps service warm; judges warned to expect initial load time</w:t>
+            </w:r>
+          </w:p>
+        </w:tc>
+        <w:tc>
+          <w:tcPr>
+            <w:tcW w:type="dxa" w:w="1440"/>
+          </w:tcPr>
+          <w:p>
+            <w:r/>
+            <w:r>
+              <w:rPr>
+                <w:sz w:val="20"/>
+              </w:rPr>
+              <w:t>Documented</w:t>
+            </w:r>
+          </w:p>
+        </w:tc>
+      </w:tr>
+      <w:tr>
+        <w:tc>
+          <w:tcPr>
+            <w:tcW w:type="dxa" w:w="1440"/>
+          </w:tcPr>
+          <w:p>
+            <w:r/>
+            <w:r>
+              <w:rPr>
+                <w:sz w:val="20"/>
+              </w:rPr>
+              <w:t>13</w:t>
+            </w:r>
+          </w:p>
+        </w:tc>
+        <w:tc>
+          <w:tcPr>
+            <w:tcW w:type="dxa" w:w="1440"/>
+          </w:tcPr>
+          <w:p>
+            <w:r/>
+            <w:r>
+              <w:rPr>
+                <w:sz w:val="20"/>
+              </w:rPr>
+              <w:t>Demo</w:t>
+            </w:r>
+          </w:p>
+        </w:tc>
+        <w:tc>
+          <w:tcPr>
+            <w:tcW w:type="dxa" w:w="1440"/>
+          </w:tcPr>
+          <w:p>
+            <w:r/>
+            <w:r>
+              <w:rPr>
+                <w:sz w:val="20"/>
+              </w:rPr>
+              <w:t>APIs fail during live demo</w:t>
+            </w:r>
+          </w:p>
+        </w:tc>
+        <w:tc>
+          <w:tcPr>
+            <w:tcW w:type="dxa" w:w="1440"/>
+          </w:tcPr>
+          <w:p>
+            <w:r/>
+            <w:r>
+              <w:rPr>
+                <w:sz w:val="20"/>
+              </w:rPr>
+              <w:t>🟠 Major</w:t>
+            </w:r>
+          </w:p>
+        </w:tc>
+        <w:tc>
+          <w:tcPr>
+            <w:tcW w:type="dxa" w:w="1440"/>
+          </w:tcPr>
+          <w:p>
+            <w:r/>
+            <w:r>
+              <w:rPr>
+                <w:sz w:val="20"/>
+              </w:rPr>
+              <w:t>Fallback story pre-generated and saved locally (data/fallback/fallback_story.json + 5 PNGs); Maya, age 6, "Girls can't do math", Katherine Johnson, QA score 9/10</w:t>
+            </w:r>
+          </w:p>
+        </w:tc>
+        <w:tc>
+          <w:tcPr>
+            <w:tcW w:type="dxa" w:w="1440"/>
+          </w:tcPr>
+          <w:p>
+            <w:r/>
+            <w:r>
+              <w:rPr>
+                <w:sz w:val="20"/>
+              </w:rPr>
+              <w:t>✅ Built</w:t>
             </w:r>
           </w:p>
         </w:tc>
@@ -799,19 +1288,20 @@
     <w:p/>
     <w:p>
       <w:r>
-        <w:t>──────────────────────────────────────────────────</w:t>
+        <w:rPr>
+          <w:color w:val="C8C8C8"/>
+        </w:rPr>
+        <w:t>────────────────────────────────────────────────────────────</w:t>
       </w:r>
     </w:p>
-    <w:p/>
     <w:p>
       <w:pPr>
         <w:pStyle w:val="Heading2"/>
       </w:pPr>
       <w:r>
-        <w:t>Risk Categories Addressed</w:t>
+        <w:t>Risk Categories</w:t>
       </w:r>
     </w:p>
-    <w:p/>
     <w:p>
       <w:pPr>
         <w:pStyle w:val="Heading3"/>
@@ -825,7 +1315,13 @@
         <w:pStyle w:val="ListBullet"/>
       </w:pPr>
       <w:r>
-        <w:t>**No user accounts** — Can't leak what we don't store</w:t>
+        <w:rPr>
+          <w:b/>
+        </w:rPr>
+        <w:t>No user accounts</w:t>
+      </w:r>
+      <w:r>
+        <w:t xml:space="preserve"> — Can't leak what we don't store</w:t>
       </w:r>
     </w:p>
     <w:p>
@@ -833,7 +1329,13 @@
         <w:pStyle w:val="ListBullet"/>
       </w:pPr>
       <w:r>
-        <w:t>**No analytics** — No tracking pixels, no third-party scripts</w:t>
+        <w:rPr>
+          <w:b/>
+        </w:rPr>
+        <w:t>No analytics</w:t>
+      </w:r>
+      <w:r>
+        <w:t xml:space="preserve"> — No tracking pixels, no third-party scripts</w:t>
       </w:r>
     </w:p>
     <w:p>
@@ -841,7 +1343,13 @@
         <w:pStyle w:val="ListBullet"/>
       </w:pPr>
       <w:r>
-        <w:t>**Session-only data** — Stories exist only in browser memory</w:t>
+        <w:rPr>
+          <w:b/>
+        </w:rPr>
+        <w:t>Session-only data</w:t>
+      </w:r>
+      <w:r>
+        <w:t xml:space="preserve"> — Stories exist only in browser memory</w:t>
       </w:r>
     </w:p>
     <w:p>
@@ -849,10 +1357,15 @@
         <w:pStyle w:val="ListBullet"/>
       </w:pPr>
       <w:r>
-        <w:t>**No child data persistence** — Names/ages used only for generation</w:t>
+        <w:rPr>
+          <w:b/>
+        </w:rPr>
+        <w:t>No child data persistence</w:t>
+      </w:r>
+      <w:r>
+        <w:t xml:space="preserve"> — Names/ages used only for generation, never saved</w:t>
       </w:r>
     </w:p>
-    <w:p/>
     <w:p>
       <w:pPr>
         <w:pStyle w:val="Heading3"/>
@@ -866,7 +1379,13 @@
         <w:pStyle w:val="ListBullet"/>
       </w:pPr>
       <w:r>
-        <w:t>**QA verification loop** — Every story checked for stereotype reinforcement</w:t>
+        <w:rPr>
+          <w:b/>
+        </w:rPr>
+        <w:t>QA verification loop</w:t>
+      </w:r>
+      <w:r>
+        <w:t xml:space="preserve"> — Every story checked for stereotype reinforcement (6-point checklist)</w:t>
       </w:r>
     </w:p>
     <w:p>
@@ -874,7 +1393,13 @@
         <w:pStyle w:val="ListBullet"/>
       </w:pPr>
       <w:r>
-        <w:t>**Transparency** — Clear messaging that stories are AI-generated</w:t>
+        <w:rPr>
+          <w:b/>
+        </w:rPr>
+        <w:t>Discovery, Not Biography</w:t>
+      </w:r>
+      <w:r>
+        <w:t xml:space="preserve"> — Design principle ensures stories show, don't tell</w:t>
       </w:r>
     </w:p>
     <w:p>
@@ -882,7 +1407,13 @@
         <w:pStyle w:val="ListBullet"/>
       </w:pPr>
       <w:r>
-        <w:t>**Human oversight** — Knowledge base manually curated and verified</w:t>
+        <w:rPr>
+          <w:b/>
+        </w:rPr>
+        <w:t>Human-curated KB</w:t>
+      </w:r>
+      <w:r>
+        <w:t xml:space="preserve"> — 50 women manually verified; AI doesn't invent historical facts</w:t>
       </w:r>
     </w:p>
     <w:p>
@@ -890,10 +1421,29 @@
         <w:pStyle w:val="ListBullet"/>
       </w:pPr>
       <w:r>
-        <w:t>**Inclusive representation** — 10 diverse character appearances, 50 women from varied backgrounds</w:t>
+        <w:rPr>
+          <w:b/>
+        </w:rPr>
+        <w:t>Inclusive representation</w:t>
+      </w:r>
+      <w:r>
+        <w:t xml:space="preserve"> — 10 diverse character appearances; 50 women from varied backgrounds, eras, and fields</w:t>
       </w:r>
     </w:p>
-    <w:p/>
+    <w:p>
+      <w:pPr>
+        <w:pStyle w:val="ListBullet"/>
+      </w:pPr>
+      <w:r>
+        <w:rPr>
+          <w:b/>
+        </w:rPr>
+        <w:t>EMNLP 2025 citation</w:t>
+      </w:r>
+      <w:r>
+        <w:t xml:space="preserve"> — QA tool grounded in research showing AI amplifies stereotypes</w:t>
+      </w:r>
+    </w:p>
     <w:p>
       <w:pPr>
         <w:pStyle w:val="Heading3"/>
@@ -907,7 +1457,13 @@
         <w:pStyle w:val="ListBullet"/>
       </w:pPr>
       <w:r>
-        <w:t>**All dependencies MIT/BSD/Apache licensed** — See Evidence Log</w:t>
+        <w:rPr>
+          <w:b/>
+        </w:rPr>
+        <w:t>All dependencies permissively licensed</w:t>
+      </w:r>
+      <w:r>
+        <w:t xml:space="preserve"> — MIT, BSD-3-Clause, Apache 2.0, SIL OFL</w:t>
       </w:r>
     </w:p>
     <w:p>
@@ -915,7 +1471,13 @@
         <w:pStyle w:val="ListBullet"/>
       </w:pPr>
       <w:r>
-        <w:t>**Historical figures in public domain** — No licensing issues</w:t>
+        <w:rPr>
+          <w:b/>
+        </w:rPr>
+        <w:t>Historical figures in public domain</w:t>
+      </w:r>
+      <w:r>
+        <w:t xml:space="preserve"> — No licensing issues for biographical facts</w:t>
       </w:r>
     </w:p>
     <w:p>
@@ -923,7 +1485,13 @@
         <w:pStyle w:val="ListBullet"/>
       </w:pPr>
       <w:r>
-        <w:t>**No copyrighted content** — All stories freshly generated</w:t>
+        <w:rPr>
+          <w:b/>
+        </w:rPr>
+        <w:t>No copyrighted content</w:t>
+      </w:r>
+      <w:r>
+        <w:t xml:space="preserve"> — All stories freshly generated per request</w:t>
       </w:r>
     </w:p>
     <w:p>
@@ -931,16 +1499,21 @@
         <w:pStyle w:val="ListBullet"/>
       </w:pPr>
       <w:r>
-        <w:t>**API usage within terms** — OpenRouter, OpenAI TOS compliance</w:t>
+        <w:rPr>
+          <w:b/>
+        </w:rPr>
+        <w:t>API terms compliance</w:t>
+      </w:r>
+      <w:r>
+        <w:t xml:space="preserve"> — OpenRouter and OpenAI TOS followed</w:t>
       </w:r>
     </w:p>
-    <w:p/>
     <w:p>
       <w:pPr>
         <w:pStyle w:val="Heading3"/>
       </w:pPr>
       <w:r>
-        <w:t>Accessibility (WCAG AA Compliant)</w:t>
+        <w:t>Accessibility (WCAG AA)</w:t>
       </w:r>
     </w:p>
     <w:p>
@@ -948,7 +1521,13 @@
         <w:pStyle w:val="ListBullet"/>
       </w:pPr>
       <w:r>
-        <w:t>**Keyboard navigation** — Arrow keys and spacebar for story navigation</w:t>
+        <w:rPr>
+          <w:b/>
+        </w:rPr>
+        <w:t>Keyboard navigation</w:t>
+      </w:r>
+      <w:r>
+        <w:t xml:space="preserve"> — Arrow keys, spacebar, tab for full app navigation</w:t>
       </w:r>
     </w:p>
     <w:p>
@@ -956,7 +1535,13 @@
         <w:pStyle w:val="ListBullet"/>
       </w:pPr>
       <w:r>
-        <w:t>**ARIA labels** — Screen reader support for all interactive elements</w:t>
+        <w:rPr>
+          <w:b/>
+        </w:rPr>
+        <w:t>Touch/swipe</w:t>
+      </w:r>
+      <w:r>
+        <w:t xml:space="preserve"> — Mobile gesture support with visual feedback</w:t>
       </w:r>
     </w:p>
     <w:p>
@@ -964,7 +1549,13 @@
         <w:pStyle w:val="ListBullet"/>
       </w:pPr>
       <w:r>
-        <w:t>**WCAG AA contrast** — All text meets 4.5:1 ratio (muted text #6B605A = 5:1, buttons #C4594B = 4.5:1)</w:t>
+        <w:rPr>
+          <w:b/>
+        </w:rPr>
+        <w:t>ARIA labels</w:t>
+      </w:r>
+      <w:r>
+        <w:t xml:space="preserve"> — Screen reader support for all interactive elements</w:t>
       </w:r>
     </w:p>
     <w:p>
@@ -972,7 +1563,13 @@
         <w:pStyle w:val="ListBullet"/>
       </w:pPr>
       <w:r>
-        <w:t>**Alt text** — All images have descriptive alt attributes</w:t>
+        <w:rPr>
+          <w:b/>
+        </w:rPr>
+        <w:t>WCAG AA contrast</w:t>
+      </w:r>
+      <w:r>
+        <w:t xml:space="preserve"> — All text meets 4.5:1 ratio minimum</w:t>
       </w:r>
     </w:p>
     <w:p>
@@ -980,7 +1577,13 @@
         <w:pStyle w:val="ListBullet"/>
       </w:pPr>
       <w:r>
-        <w:t>**Responsive design** — Mobile-friendly, tested on various screen sizes</w:t>
+        <w:rPr>
+          <w:b/>
+        </w:rPr>
+        <w:t>Alt text</w:t>
+      </w:r>
+      <w:r>
+        <w:t xml:space="preserve"> — All illustrations have descriptive alt attributes from scene descriptions</w:t>
       </w:r>
     </w:p>
     <w:p>
@@ -988,7 +1591,13 @@
         <w:pStyle w:val="ListBullet"/>
       </w:pPr>
       <w:r>
-        <w:t>**Reading level** — UI text at grade-8 level for broad accessibility</w:t>
+        <w:rPr>
+          <w:b/>
+        </w:rPr>
+        <w:t>Responsive</w:t>
+      </w:r>
+      <w:r>
+        <w:t xml:space="preserve"> — 5 breakpoints: 1024px, 768px, 640px, 480px, 375px</w:t>
       </w:r>
     </w:p>
     <w:p>
@@ -996,184 +1605,43 @@
         <w:pStyle w:val="ListBullet"/>
       </w:pPr>
       <w:r>
-        <w:t>**Descriptive links** — All links describe their destination</w:t>
+        <w:rPr>
+          <w:b/>
+        </w:rPr>
+        <w:t>Dark mode</w:t>
+      </w:r>
+      <w:r>
+        <w:t xml:space="preserve"> — Respects system preference; manual toggle available</w:t>
       </w:r>
     </w:p>
-    <w:p/>
     <w:p>
       <w:r>
-        <w:t>──────────────────────────────────────────────────</w:t>
+        <w:rPr>
+          <w:color w:val="C8C8C8"/>
+        </w:rPr>
+        <w:t>────────────────────────────────────────────────────────────</w:t>
       </w:r>
     </w:p>
-    <w:p/>
-    <w:p>
-      <w:pPr>
-        <w:pStyle w:val="Heading2"/>
-      </w:pPr>
-      <w:r>
-        <w:t>Monitoring &amp; Ongoing Risks</w:t>
-      </w:r>
-    </w:p>
-    <w:p/>
-    <w:tbl>
-      <w:tblPr>
-        <w:tblStyle w:val="TableGrid"/>
-        <w:tblW w:type="auto" w:w="0"/>
-        <w:tblLook w:firstColumn="1" w:firstRow="1" w:lastColumn="0" w:lastRow="0" w:noHBand="0" w:noVBand="1" w:val="04A0"/>
-      </w:tblPr>
-      <w:tblGrid>
-        <w:gridCol w:w="2880"/>
-        <w:gridCol w:w="2880"/>
-        <w:gridCol w:w="2880"/>
-      </w:tblGrid>
-      <w:tr>
-        <w:tc>
-          <w:tcPr>
-            <w:tcW w:type="dxa" w:w="2880"/>
-          </w:tcPr>
-          <w:p>
-            <w:r>
-              <w:t>Risk</w:t>
-            </w:r>
-          </w:p>
-        </w:tc>
-        <w:tc>
-          <w:tcPr>
-            <w:tcW w:type="dxa" w:w="2880"/>
-          </w:tcPr>
-          <w:p>
-            <w:r>
-              <w:t>Mitigation</w:t>
-            </w:r>
-          </w:p>
-        </w:tc>
-        <w:tc>
-          <w:tcPr>
-            <w:tcW w:type="dxa" w:w="2880"/>
-          </w:tcPr>
-          <w:p>
-            <w:r>
-              <w:t>Monitoring</w:t>
-            </w:r>
-          </w:p>
-        </w:tc>
-      </w:tr>
-      <w:tr>
-        <w:tc>
-          <w:tcPr>
-            <w:tcW w:type="dxa" w:w="2880"/>
-          </w:tcPr>
-          <w:p>
-            <w:r>
-              <w:t>DALL-E image URL expiration (1 hour)</w:t>
-            </w:r>
-          </w:p>
-        </w:tc>
-        <w:tc>
-          <w:tcPr>
-            <w:tcW w:type="dxa" w:w="2880"/>
-          </w:tcPr>
-          <w:p>
-            <w:r>
-              <w:t>Acceptable for demo; would need image storage for production</w:t>
-            </w:r>
-          </w:p>
-        </w:tc>
-        <w:tc>
-          <w:tcPr>
-            <w:tcW w:type="dxa" w:w="2880"/>
-          </w:tcPr>
-          <w:p>
-            <w:r>
-              <w:t>Manual testing before demo</w:t>
-            </w:r>
-          </w:p>
-        </w:tc>
-      </w:tr>
-      <w:tr>
-        <w:tc>
-          <w:tcPr>
-            <w:tcW w:type="dxa" w:w="2880"/>
-          </w:tcPr>
-          <w:p>
-            <w:r>
-              <w:t>OpenRouter rate limits</w:t>
-            </w:r>
-          </w:p>
-        </w:tc>
-        <w:tc>
-          <w:tcPr>
-            <w:tcW w:type="dxa" w:w="2880"/>
-          </w:tcPr>
-          <w:p>
-            <w:r>
-              <w:t>$80 budget with usage monitoring</w:t>
-            </w:r>
-          </w:p>
-        </w:tc>
-        <w:tc>
-          <w:tcPr>
-            <w:tcW w:type="dxa" w:w="2880"/>
-          </w:tcPr>
-          <w:p>
-            <w:r>
-              <w:t>OpenRouter dashboard</w:t>
-            </w:r>
-          </w:p>
-        </w:tc>
-      </w:tr>
-      <w:tr>
-        <w:tc>
-          <w:tcPr>
-            <w:tcW w:type="dxa" w:w="2880"/>
-          </w:tcPr>
-          <w:p>
-            <w:r>
-              <w:t>Story quality variance</w:t>
-            </w:r>
-          </w:p>
-        </w:tc>
-        <w:tc>
-          <w:tcPr>
-            <w:tcW w:type="dxa" w:w="2880"/>
-          </w:tcPr>
-          <w:p>
-            <w:r>
-              <w:t>QA loop catches worst cases; manual spot-checking</w:t>
-            </w:r>
-          </w:p>
-        </w:tc>
-        <w:tc>
-          <w:tcPr>
-            <w:tcW w:type="dxa" w:w="2880"/>
-          </w:tcPr>
-          <w:p>
-            <w:r>
-              <w:t>QA scores in companion section</w:t>
-            </w:r>
-          </w:p>
-        </w:tc>
-      </w:tr>
-    </w:tbl>
-    <w:p/>
     <w:p>
       <w:r>
-        <w:t>──────────────────────────────────────────────────</w:t>
-      </w:r>
-    </w:p>
-    <w:p/>
-    <w:p>
-      <w:r>
+        <w:rPr>
+          <w:i/>
+          <w:color w:val="808080"/>
+          <w:sz w:val="20"/>
+        </w:rPr>
         <w:t>Risk Log maintained throughout development (Feb 27 – Mar 7, 2026)</w:t>
       </w:r>
     </w:p>
-    <w:p/>
     <w:p>
       <w:r>
+        <w:rPr>
+          <w:i/>
+          <w:color w:val="808080"/>
+          <w:sz w:val="20"/>
+        </w:rPr>
         <w:t>Built for #75HER Challenge | CreateHER Fest 2026</w:t>
       </w:r>
     </w:p>
-    <w:p/>
     <w:sectPr>
       <w:pgSz w:w="12240" w:h="15840"/>
       <w:pgMar w:top="1440" w:right="1800" w:bottom="1440" w:left="1800" w:header="720" w:footer="720" w:gutter="0"/>
